--- a/BMVC_MS_Office_2025_review.docx
+++ b/BMVC_MS_Office_2025_review.docx
@@ -278,7 +278,13 @@
         <w:pStyle w:val="Body"/>
       </w:pPr>
       <w:r>
-        <w:t xml:space="preserve">Papers for phase-one review must be 9~pages in length, </w:t>
+        <w:t xml:space="preserve">Papers for phase-one review must be </w:t>
+      </w:r>
+      <w:r>
+        <w:t xml:space="preserve">14 </w:t>
+      </w:r>
+      <w:r>
+        <w:t xml:space="preserve">pages in length, </w:t>
       </w:r>
       <w:r>
         <w:rPr>
@@ -298,7 +304,13 @@
         <w:t>All</w:t>
       </w:r>
       <w:r>
-        <w:t xml:space="preserve"> appendices must be counted within the 9 pages limit or supplied as supplementary material. </w:t>
+        <w:t xml:space="preserve"> appendices must be counted within the </w:t>
+      </w:r>
+      <w:r>
+        <w:t>14</w:t>
+      </w:r>
+      <w:r>
+        <w:t xml:space="preserve"> pages limit or supplied as supplementary material. </w:t>
       </w:r>
     </w:p>
     <w:p>
@@ -1060,7 +1072,6 @@
               <w:bottom w:val="double" w:sz="4" w:space="0" w:color="00000A"/>
               <w:right w:val="single" w:sz="4" w:space="0" w:color="00000A"/>
             </w:tcBorders>
-            <w:shd w:val="clear" w:color="auto" w:fill="auto"/>
           </w:tcPr>
           <w:p>
             <w:pPr>
@@ -1082,7 +1093,6 @@
               <w:bottom w:val="double" w:sz="4" w:space="0" w:color="00000A"/>
               <w:right w:val="single" w:sz="4" w:space="0" w:color="00000A"/>
             </w:tcBorders>
-            <w:shd w:val="clear" w:color="auto" w:fill="auto"/>
           </w:tcPr>
           <w:p>
             <w:pPr>
@@ -1108,7 +1118,6 @@
               <w:left w:val="single" w:sz="4" w:space="0" w:color="00000A"/>
               <w:right w:val="single" w:sz="4" w:space="0" w:color="00000A"/>
             </w:tcBorders>
-            <w:shd w:val="clear" w:color="auto" w:fill="auto"/>
           </w:tcPr>
           <w:p>
             <w:pPr>
@@ -1128,7 +1137,6 @@
               <w:left w:val="single" w:sz="4" w:space="0" w:color="00000A"/>
               <w:right w:val="single" w:sz="4" w:space="0" w:color="00000A"/>
             </w:tcBorders>
-            <w:shd w:val="clear" w:color="auto" w:fill="auto"/>
           </w:tcPr>
           <w:p>
             <w:pPr>
@@ -1153,7 +1161,6 @@
               <w:left w:val="single" w:sz="4" w:space="0" w:color="00000A"/>
               <w:right w:val="single" w:sz="4" w:space="0" w:color="00000A"/>
             </w:tcBorders>
-            <w:shd w:val="clear" w:color="auto" w:fill="auto"/>
           </w:tcPr>
           <w:p>
             <w:pPr>
@@ -1172,7 +1179,6 @@
               <w:left w:val="single" w:sz="4" w:space="0" w:color="00000A"/>
               <w:right w:val="single" w:sz="4" w:space="0" w:color="00000A"/>
             </w:tcBorders>
-            <w:shd w:val="clear" w:color="auto" w:fill="auto"/>
           </w:tcPr>
           <w:p>
             <w:pPr>
@@ -1198,7 +1204,6 @@
               <w:bottom w:val="single" w:sz="4" w:space="0" w:color="00000A"/>
               <w:right w:val="single" w:sz="4" w:space="0" w:color="00000A"/>
             </w:tcBorders>
-            <w:shd w:val="clear" w:color="auto" w:fill="auto"/>
           </w:tcPr>
           <w:p>
             <w:pPr>
@@ -1218,7 +1223,6 @@
               <w:bottom w:val="single" w:sz="4" w:space="0" w:color="00000A"/>
               <w:right w:val="single" w:sz="4" w:space="0" w:color="00000A"/>
             </w:tcBorders>
-            <w:shd w:val="clear" w:color="auto" w:fill="auto"/>
           </w:tcPr>
           <w:p>
             <w:pPr>
